--- a/templates/template.docx
+++ b/templates/template.docx
@@ -60,7 +60,7 @@
           <w:sz w:val="180"/>
           <w:szCs w:val="180"/>
         </w:rPr>
-        <w:t>[</w:t>
+        <w:t>{{</w:t>
       </w:r>
       <w:r>
         <w:rPr>
@@ -72,8 +72,6 @@
         </w:rPr>
         <w:t xml:space="preserve">НАЗВАНИЕ </w:t>
       </w:r>
-      <w:bookmarkStart w:id="0" w:name="_GoBack"/>
-      <w:bookmarkEnd w:id="0"/>
       <w:r>
         <w:rPr>
           <w:b/>
@@ -82,7 +80,7 @@
           <w:sz w:val="180"/>
           <w:szCs w:val="180"/>
         </w:rPr>
-        <w:t>ТОВАРА]</w:t>
+        <w:t>ТОВАРА</w:t>
       </w:r>
       <w:r>
         <w:rPr>
@@ -92,6 +90,16 @@
           <w:sz w:val="180"/>
           <w:szCs w:val="180"/>
         </w:rPr>
+        <w:t>}}</w:t>
+      </w:r>
+      <w:r>
+        <w:rPr>
+          <w:b/>
+          <w:bCs/>
+          <w:i/>
+          <w:sz w:val="180"/>
+          <w:szCs w:val="180"/>
+        </w:rPr>
         <w:br/>
       </w:r>
       <w:r>
@@ -108,13 +116,52 @@
           <w:sz w:val="144"/>
           <w:szCs w:val="144"/>
         </w:rPr>
-        <w:t>[СЕРИЯ ПОСТАВЩИКА]</w:t>
+        <w:t>{{</w:t>
+      </w:r>
+      <w:r>
+        <w:rPr>
+          <w:i/>
+          <w:sz w:val="144"/>
+          <w:szCs w:val="144"/>
+        </w:rPr>
+        <w:t>СЕРИЯ ПОСТАВЩИКА</w:t>
+      </w:r>
+      <w:proofErr w:type="gramStart"/>
+      <w:r>
+        <w:rPr>
+          <w:rFonts w:ascii="Consolas" w:hAnsi="Consolas"/>
+          <w:color w:val="0F1115"/>
+          <w:sz w:val="21"/>
+          <w:szCs w:val="21"/>
+          <w:shd w:val="clear" w:color="auto" w:fill="EBEEF2"/>
+        </w:rPr>
+        <w:t xml:space="preserve"> </w:t>
+      </w:r>
+      <w:r>
+        <w:rPr>
+          <w:i/>
+          <w:sz w:val="144"/>
+          <w:szCs w:val="144"/>
+        </w:rPr>
+        <w:t>}</w:t>
+      </w:r>
+      <w:proofErr w:type="gramEnd"/>
+      <w:r>
+        <w:rPr>
+          <w:i/>
+          <w:sz w:val="144"/>
+          <w:szCs w:val="144"/>
+        </w:rPr>
+        <w:t>}</w:t>
       </w:r>
     </w:p>
     <w:p>
       <w:pPr>
         <w:jc w:val="center"/>
         <w:rPr>
+          <w:b/>
+          <w:bCs/>
+          <w:i/>
           <w:sz w:val="168"/>
           <w:szCs w:val="168"/>
         </w:rPr>
@@ -140,6 +187,8 @@
         </w:rPr>
         <w:t>Л</w:t>
       </w:r>
+      <w:bookmarkStart w:id="0" w:name="_GoBack"/>
+      <w:bookmarkEnd w:id="0"/>
       <w:r>
         <w:rPr>
           <w:b/>
@@ -148,9 +197,8 @@
           <w:sz w:val="168"/>
           <w:szCs w:val="168"/>
         </w:rPr>
-        <w:t>[</w:t>
-      </w:r>
-      <w:proofErr w:type="spellStart"/>
+        <w:t>{</w:t>
+      </w:r>
       <w:proofErr w:type="gramEnd"/>
       <w:r>
         <w:rPr>
@@ -160,9 +208,9 @@
           <w:sz w:val="168"/>
           <w:szCs w:val="168"/>
         </w:rPr>
-        <w:t>анал</w:t>
-      </w:r>
-      <w:proofErr w:type="spellEnd"/>
+        <w:t>{</w:t>
+      </w:r>
+      <w:proofErr w:type="spellStart"/>
       <w:r>
         <w:rPr>
           <w:b/>
@@ -171,10 +219,34 @@
           <w:sz w:val="168"/>
           <w:szCs w:val="168"/>
         </w:rPr>
-        <w:t xml:space="preserve"> лист]</w:t>
-      </w:r>
-      <w:r>
-        <w:rPr>
+        <w:t>анал</w:t>
+      </w:r>
+      <w:proofErr w:type="spellEnd"/>
+      <w:r>
+        <w:rPr>
+          <w:b/>
+          <w:bCs/>
+          <w:i/>
+          <w:sz w:val="168"/>
+          <w:szCs w:val="168"/>
+        </w:rPr>
+        <w:t xml:space="preserve"> лист</w:t>
+      </w:r>
+      <w:r>
+        <w:rPr>
+          <w:b/>
+          <w:bCs/>
+          <w:i/>
+          <w:sz w:val="168"/>
+          <w:szCs w:val="168"/>
+        </w:rPr>
+        <w:t xml:space="preserve"> }}</w:t>
+      </w:r>
+      <w:r>
+        <w:rPr>
+          <w:b/>
+          <w:bCs/>
+          <w:i/>
           <w:sz w:val="168"/>
           <w:szCs w:val="168"/>
         </w:rPr>
@@ -944,7 +1016,7 @@
 </file>
 
 <file path=customXml/itemProps1.xml><?xml version="1.0" encoding="utf-8"?>
-<ds:datastoreItem xmlns:ds="http://schemas.openxmlformats.org/officeDocument/2006/customXml" ds:itemID="{8F936379-EC67-421E-AE45-52F97AD3E1B5}">
+<ds:datastoreItem xmlns:ds="http://schemas.openxmlformats.org/officeDocument/2006/customXml" ds:itemID="{6DAD4DEB-98C4-4C28-9559-34A9AE21505E}">
   <ds:schemaRefs>
     <ds:schemaRef ds:uri="http://schemas.openxmlformats.org/officeDocument/2006/bibliography"/>
   </ds:schemaRefs>
